--- a/chapters/basic-statistical-methods-handout.docx
+++ b/chapters/basic-statistical-methods-handout.docx
@@ -11618,7 +11618,7 @@
               <w:t xml:space="preserve"> </w:t>
             </w:r>
             <w:r>
-              <w:t xml:space="preserve">this is a</w:t>
+              <w:t xml:space="preserve">this cross-tabulation is a</w:t>
             </w:r>
             <w:r>
               <w:t xml:space="preserve"> </w:t>
